--- a/swh/docx/007.content.docx
+++ b/swh/docx/007.content.docx
@@ -19,7 +19,7 @@
         <w:rPr>
           <w:lang w:val="sw_KE" w:bidi="sw_KE"/>
         </w:rPr>
-        <w:t>Resource: Tyndale Open Study Notes</w:t>
+        <w:t>Resource: Aquifer Open Study Notes (Profiles)</w:t>
       </w:r>
       <w:r>
         <w:rPr>
@@ -112,7 +112,7 @@
         <w:rPr>
           <w:lang w:val="sw_KE" w:bidi="sw_KE"/>
         </w:rPr>
-        <w:t>Tyndale Open Study Notes</w:t>
+        <w:t>Aquifer Open Study Notes (Profiles)</w:t>
       </w:r>
     </w:p>
     <w:p>

--- a/swh/docx/007.content.docx
+++ b/swh/docx/007.content.docx
@@ -233,54 +233,36 @@
         </w:rPr>
         <w:t>Hajiri alikuwa mtumishi Mmisri wa Sarai, mke wa Abramu. Wakati Mungu alipomwambia Abramu aondoke Mesopotamia, alimwahidi Abramu uzao mwingi na nchi mpya (</w:t>
       </w:r>
-      <w:hyperlink r:id="rId13">
-        <w:r>
-          <w:rPr>
-            <w:lang w:val="sw_KE" w:bidi="sw_KE"/>
-          </w:rPr>
-          <w:rPr>
-            <w:color w:val="0000EE"/>
-            <w:u w:val="single"/>
-          </w:rPr>
-          <w:t>Mwanzo 12:2</w:t>
-        </w:r>
-      </w:hyperlink>
+      <w:r>
+        <w:rPr>
+          <w:lang w:val="sw_KE" w:bidi="sw_KE"/>
+        </w:rPr>
+        <w:t>Mwanzo 12:2</w:t>
+      </w:r>
       <w:r>
         <w:rPr>
           <w:lang w:val="sw_KE" w:bidi="sw_KE"/>
         </w:rPr>
         <w:t xml:space="preserve">, </w:t>
       </w:r>
-      <w:hyperlink r:id="rId14">
-        <w:r>
-          <w:rPr>
-            <w:lang w:val="sw_KE" w:bidi="sw_KE"/>
-          </w:rPr>
-          <w:rPr>
-            <w:color w:val="0000EE"/>
-            <w:u w:val="single"/>
-          </w:rPr>
-          <w:t>7</w:t>
-        </w:r>
-      </w:hyperlink>
+      <w:r>
+        <w:rPr>
+          <w:lang w:val="sw_KE" w:bidi="sw_KE"/>
+        </w:rPr>
+        <w:t>7</w:t>
+      </w:r>
       <w:r>
         <w:rPr>
           <w:lang w:val="sw_KE" w:bidi="sw_KE"/>
         </w:rPr>
         <w:t xml:space="preserve">). Baada ya miaka kumi huko Kanaani bila watoto, Sarai alifuata desturi ya Wamesopotamia. Alimpa Hajiri kwa Abramu kama suria (mke wa pili). Mtoto yeyote kutoka muungano huu alihesabiwa kuwa mtoto wa mke (tazama </w:t>
       </w:r>
-      <w:hyperlink r:id="rId15">
-        <w:r>
-          <w:rPr>
-            <w:lang w:val="sw_KE" w:bidi="sw_KE"/>
-          </w:rPr>
-          <w:rPr>
-            <w:color w:val="0000EE"/>
-            <w:u w:val="single"/>
-          </w:rPr>
-          <w:t>Mwanzo 30:1–8</w:t>
-        </w:r>
-      </w:hyperlink>
+      <w:r>
+        <w:rPr>
+          <w:lang w:val="sw_KE" w:bidi="sw_KE"/>
+        </w:rPr>
+        <w:t>Mwanzo 30:1–8</w:t>
+      </w:r>
       <w:r>
         <w:rPr>
           <w:lang w:val="sw_KE" w:bidi="sw_KE"/>
@@ -301,18 +283,12 @@
         </w:rPr>
         <w:t>Hajiri alipata mimba na akaanza kumdharau Sarai. Sarai alijibu kwa kumtendea kwa ukali, hivyo Hajiri alikimbia kwenda jangwani (</w:t>
       </w:r>
-      <w:hyperlink r:id="rId16">
-        <w:r>
-          <w:rPr>
-            <w:lang w:val="sw_KE" w:bidi="sw_KE"/>
-          </w:rPr>
-          <w:rPr>
-            <w:color w:val="0000EE"/>
-            <w:u w:val="single"/>
-          </w:rPr>
-          <w:t>Mwanzo 16:4–6</w:t>
-        </w:r>
-      </w:hyperlink>
+      <w:r>
+        <w:rPr>
+          <w:lang w:val="sw_KE" w:bidi="sw_KE"/>
+        </w:rPr>
+        <w:t>Mwanzo 16:4–6</w:t>
+      </w:r>
       <w:r>
         <w:rPr>
           <w:lang w:val="sw_KE" w:bidi="sw_KE"/>
@@ -333,18 +309,12 @@
         </w:rPr>
         <w:t>Hajiri alizaa mtoto wa kiume aliyeitwa Ishmaeli wakati Abramu alipokuwa na umri wa miaka themanini na sita (</w:t>
       </w:r>
-      <w:hyperlink r:id="rId17">
-        <w:r>
-          <w:rPr>
-            <w:lang w:val="sw_KE" w:bidi="sw_KE"/>
-          </w:rPr>
-          <w:rPr>
-            <w:color w:val="0000EE"/>
-            <w:u w:val="single"/>
-          </w:rPr>
-          <w:t>Mwanzo 16:1–16</w:t>
-        </w:r>
-      </w:hyperlink>
+      <w:r>
+        <w:rPr>
+          <w:lang w:val="sw_KE" w:bidi="sw_KE"/>
+        </w:rPr>
+        <w:t>Mwanzo 16:1–16</w:t>
+      </w:r>
       <w:r>
         <w:rPr>
           <w:lang w:val="sw_KE" w:bidi="sw_KE"/>
@@ -365,54 +335,36 @@
         </w:rPr>
         <w:t>Miaka kumi na nne baadaye, Mungu alimpa Abrahamu na Sara mwana wao wa ahadi, Isaka. Wakati Isaka alipoachishwa kunyonya, akiwa na umri wa miaka mitatu hivi, walifanya karamu ya kitamaduni. Katika tukio hilo, Ishmaeli alimdhihaki Isaka (</w:t>
       </w:r>
-      <w:hyperlink r:id="rId18">
-        <w:r>
-          <w:rPr>
-            <w:lang w:val="sw_KE" w:bidi="sw_KE"/>
-          </w:rPr>
-          <w:rPr>
-            <w:color w:val="0000EE"/>
-            <w:u w:val="single"/>
-          </w:rPr>
-          <w:t>Mwanzo 21:9</w:t>
-        </w:r>
-      </w:hyperlink>
+      <w:r>
+        <w:rPr>
+          <w:lang w:val="sw_KE" w:bidi="sw_KE"/>
+        </w:rPr>
+        <w:t>Mwanzo 21:9</w:t>
+      </w:r>
       <w:r>
         <w:rPr>
           <w:lang w:val="sw_KE" w:bidi="sw_KE"/>
         </w:rPr>
         <w:t>), hivyo Sara alisisitiza kwamba Abrahamu ampeleke Hajiri na Ishmaeli mbali. Mungu aliunga mkono uamuzi huu (</w:t>
       </w:r>
-      <w:hyperlink r:id="rId19">
-        <w:r>
-          <w:rPr>
-            <w:lang w:val="sw_KE" w:bidi="sw_KE"/>
-          </w:rPr>
-          <w:rPr>
-            <w:color w:val="0000EE"/>
-            <w:u w:val="single"/>
-          </w:rPr>
-          <w:t>Mwanzo 21:12</w:t>
-        </w:r>
-      </w:hyperlink>
+      <w:r>
+        <w:rPr>
+          <w:lang w:val="sw_KE" w:bidi="sw_KE"/>
+        </w:rPr>
+        <w:t>Mwanzo 21:12</w:t>
+      </w:r>
       <w:r>
         <w:rPr>
           <w:lang w:val="sw_KE" w:bidi="sw_KE"/>
         </w:rPr>
         <w:t>), hivyo Hajiri na Ishmaeli wakaondoka kutangatanga katika nyika ya Beer-Sheba. Wakati maji yao yalipoisha, Mungu aliwaokoa kwa miujiza na kumwahidi Hajiri kwamba Ishmaeli angekuwa baba wa taifa kubwa (</w:t>
       </w:r>
-      <w:hyperlink r:id="rId20">
-        <w:r>
-          <w:rPr>
-            <w:lang w:val="sw_KE" w:bidi="sw_KE"/>
-          </w:rPr>
-          <w:rPr>
-            <w:color w:val="0000EE"/>
-            <w:u w:val="single"/>
-          </w:rPr>
-          <w:t>Mwanzo 21:17–19</w:t>
-        </w:r>
-      </w:hyperlink>
+      <w:r>
+        <w:rPr>
+          <w:lang w:val="sw_KE" w:bidi="sw_KE"/>
+        </w:rPr>
+        <w:t>Mwanzo 21:17–19</w:t>
+      </w:r>
       <w:r>
         <w:rPr>
           <w:lang w:val="sw_KE" w:bidi="sw_KE"/>
@@ -433,18 +385,12 @@
         </w:rPr>
         <w:t xml:space="preserve">Paulo alitumia mfano katika </w:t>
       </w:r>
-      <w:hyperlink r:id="rId21">
-        <w:r>
-          <w:rPr>
-            <w:lang w:val="sw_KE" w:bidi="sw_KE"/>
-          </w:rPr>
-          <w:rPr>
-            <w:color w:val="0000EE"/>
-            <w:u w:val="single"/>
-          </w:rPr>
-          <w:t>Wagalatia 4:22–31</w:t>
-        </w:r>
-      </w:hyperlink>
+      <w:r>
+        <w:rPr>
+          <w:lang w:val="sw_KE" w:bidi="sw_KE"/>
+        </w:rPr>
+        <w:t>Wagalatia 4:22–31</w:t>
+      </w:r>
       <w:r>
         <w:rPr>
           <w:lang w:val="sw_KE" w:bidi="sw_KE"/>
@@ -474,72 +420,48 @@
           <w:lang w:val="sw_KE" w:bidi="sw_KE"/>
         </w:rPr>
       </w:r>
-      <w:hyperlink r:id="rId17">
-        <w:r>
-          <w:rPr>
-            <w:lang w:val="sw_KE" w:bidi="sw_KE"/>
-          </w:rPr>
-          <w:rPr>
-            <w:color w:val="0000EE"/>
-            <w:u w:val="single"/>
-          </w:rPr>
-          <w:t>Mwanzo 16:1–16</w:t>
-        </w:r>
-      </w:hyperlink>
+      <w:r>
+        <w:rPr>
+          <w:lang w:val="sw_KE" w:bidi="sw_KE"/>
+        </w:rPr>
+        <w:t>Mwanzo 16:1–16</w:t>
+      </w:r>
       <w:r>
         <w:rPr>
           <w:lang w:val="sw_KE" w:bidi="sw_KE"/>
         </w:rPr>
         <w:t xml:space="preserve">; </w:t>
       </w:r>
-      <w:hyperlink r:id="rId22">
-        <w:r>
-          <w:rPr>
-            <w:lang w:val="sw_KE" w:bidi="sw_KE"/>
-          </w:rPr>
-          <w:rPr>
-            <w:color w:val="0000EE"/>
-            <w:u w:val="single"/>
-          </w:rPr>
-          <w:t>21:9–21</w:t>
-        </w:r>
-      </w:hyperlink>
+      <w:r>
+        <w:rPr>
+          <w:lang w:val="sw_KE" w:bidi="sw_KE"/>
+        </w:rPr>
+        <w:t>21:9–21</w:t>
+      </w:r>
       <w:r>
         <w:rPr>
           <w:lang w:val="sw_KE" w:bidi="sw_KE"/>
         </w:rPr>
         <w:t xml:space="preserve">; </w:t>
       </w:r>
-      <w:hyperlink r:id="rId23">
-        <w:r>
-          <w:rPr>
-            <w:lang w:val="sw_KE" w:bidi="sw_KE"/>
-          </w:rPr>
-          <w:rPr>
-            <w:color w:val="0000EE"/>
-            <w:u w:val="single"/>
-          </w:rPr>
-          <w:t>25:12</w:t>
-        </w:r>
-      </w:hyperlink>
+      <w:r>
+        <w:rPr>
+          <w:lang w:val="sw_KE" w:bidi="sw_KE"/>
+        </w:rPr>
+        <w:t>25:12</w:t>
+      </w:r>
       <w:r>
         <w:rPr>
           <w:lang w:val="sw_KE" w:bidi="sw_KE"/>
         </w:rPr>
         <w:t xml:space="preserve">; </w:t>
       </w:r>
-      <w:hyperlink r:id="rId21">
-        <w:r>
-          <w:rPr>
-            <w:lang w:val="sw_KE" w:bidi="sw_KE"/>
-          </w:rPr>
-          <w:rPr>
-            <w:color w:val="0000EE"/>
-            <w:u w:val="single"/>
-          </w:rPr>
-          <w:t>Wagalatia 4:22–31</w:t>
-        </w:r>
-      </w:hyperlink>
+      <w:r>
+        <w:rPr>
+          <w:lang w:val="sw_KE" w:bidi="sw_KE"/>
+        </w:rPr>
+        <w:t>Wagalatia 4:22–31</w:t>
+      </w:r>
       <w:r>
         <w:rPr>
           <w:lang w:val="sw_KE" w:bidi="sw_KE"/>
@@ -644,36 +566,24 @@
         </w:rPr>
         <w:t>Agripa aliwatesa Wakristo wa mwanzo kwa bidii. Anajulikana kwa kumuua mtume Yakobo na kumkamata Petro, vitendo ambavyo vilifurahisha Wayahudi (</w:t>
       </w:r>
-      <w:hyperlink r:id="rId24">
-        <w:r>
-          <w:rPr>
-            <w:lang w:val="sw_KE" w:bidi="sw_KE"/>
-          </w:rPr>
-          <w:rPr>
-            <w:color w:val="0000EE"/>
-            <w:u w:val="single"/>
-          </w:rPr>
-          <w:t>Matendo 12:1–4</w:t>
-        </w:r>
-      </w:hyperlink>
+      <w:r>
+        <w:rPr>
+          <w:lang w:val="sw_KE" w:bidi="sw_KE"/>
+        </w:rPr>
+        <w:t>Matendo 12:1–4</w:t>
+      </w:r>
       <w:r>
         <w:rPr>
           <w:lang w:val="sw_KE" w:bidi="sw_KE"/>
         </w:rPr>
         <w:t>). Wayahudi walimpenda zaidi kuliko Herode mwingine yeyote. Agripa alikufa ghafla mwaka 44 Baada ya Kristo, muda mfupi baada ya watu wake kumsifu kama Mungu (</w:t>
       </w:r>
-      <w:hyperlink r:id="rId25">
-        <w:r>
-          <w:rPr>
-            <w:lang w:val="sw_KE" w:bidi="sw_KE"/>
-          </w:rPr>
-          <w:rPr>
-            <w:color w:val="0000EE"/>
-            <w:u w:val="single"/>
-          </w:rPr>
-          <w:t>Matendo 12:20–23</w:t>
-        </w:r>
-      </w:hyperlink>
+      <w:r>
+        <w:rPr>
+          <w:lang w:val="sw_KE" w:bidi="sw_KE"/>
+        </w:rPr>
+        <w:t>Matendo 12:20–23</w:t>
+      </w:r>
       <w:r>
         <w:rPr>
           <w:lang w:val="sw_KE" w:bidi="sw_KE"/>
@@ -729,36 +639,24 @@
           <w:lang w:val="sw_KE" w:bidi="sw_KE"/>
         </w:rPr>
       </w:r>
-      <w:hyperlink r:id="rId24">
-        <w:r>
-          <w:rPr>
-            <w:lang w:val="sw_KE" w:bidi="sw_KE"/>
-          </w:rPr>
-          <w:rPr>
-            <w:color w:val="0000EE"/>
-            <w:u w:val="single"/>
-          </w:rPr>
-          <w:t>Matendo 12:1–4</w:t>
-        </w:r>
-      </w:hyperlink>
+      <w:r>
+        <w:rPr>
+          <w:lang w:val="sw_KE" w:bidi="sw_KE"/>
+        </w:rPr>
+        <w:t>Matendo 12:1–4</w:t>
+      </w:r>
       <w:r>
         <w:rPr>
           <w:lang w:val="sw_KE" w:bidi="sw_KE"/>
         </w:rPr>
         <w:t xml:space="preserve">, </w:t>
       </w:r>
-      <w:hyperlink r:id="rId26">
-        <w:r>
-          <w:rPr>
-            <w:lang w:val="sw_KE" w:bidi="sw_KE"/>
-          </w:rPr>
-          <w:rPr>
-            <w:color w:val="0000EE"/>
-            <w:u w:val="single"/>
-          </w:rPr>
-          <w:t>18–23</w:t>
-        </w:r>
-      </w:hyperlink>
+      <w:r>
+        <w:rPr>
+          <w:lang w:val="sw_KE" w:bidi="sw_KE"/>
+        </w:rPr>
+        <w:t>18–23</w:t>
+      </w:r>
       <w:r>
         <w:rPr>
           <w:lang w:val="sw_KE" w:bidi="sw_KE"/>
@@ -807,18 +705,12 @@
         </w:rPr>
         <w:t>Herode Agripa II alikuwa mwana wa Herode Agripa I. Alikuwa mfalme baada ya baba yake na alitawala Palestina kutoka 50 Baada ya Kristo (BK) hadi 100. Hatimaye alidhibiti eneo sawa na babu yake mkubwa, Herode Mkuu. Agripa II alisimamia Korbani na alikuwa na uwezo wa kuteua kuhani mkuu. Alikuwa hapendwi miongoni mwa Wayahudi kwa sababu ya uhusiano wake wa kingono usiofaa na dada yake Bernike. Warumi walimuomba ushauri juu ya masuala ya kidini. Inawezekana hii ndiyo sababu Festo alimwalika kumsikiliza mtume Paulo akijitetea huko Kaisaria mnamo 59 BK(</w:t>
       </w:r>
-      <w:hyperlink r:id="rId27">
-        <w:r>
-          <w:rPr>
-            <w:lang w:val="sw_KE" w:bidi="sw_KE"/>
-          </w:rPr>
-          <w:rPr>
-            <w:color w:val="0000EE"/>
-            <w:u w:val="single"/>
-          </w:rPr>
-          <w:t>Matendo 25:13–26:32</w:t>
-        </w:r>
-      </w:hyperlink>
+      <w:r>
+        <w:rPr>
+          <w:lang w:val="sw_KE" w:bidi="sw_KE"/>
+        </w:rPr>
+        <w:t>Matendo 25:13–26:32</w:t>
+      </w:r>
       <w:r>
         <w:rPr>
           <w:lang w:val="sw_KE" w:bidi="sw_KE"/>
@@ -968,18 +860,12 @@
           <w:lang w:val="sw_KE" w:bidi="sw_KE"/>
         </w:rPr>
       </w:r>
-      <w:hyperlink r:id="rId27">
-        <w:r>
-          <w:rPr>
-            <w:lang w:val="sw_KE" w:bidi="sw_KE"/>
-          </w:rPr>
-          <w:rPr>
-            <w:color w:val="0000EE"/>
-            <w:u w:val="single"/>
-          </w:rPr>
-          <w:t>Matendo 25:13–26:32</w:t>
-        </w:r>
-      </w:hyperlink>
+      <w:r>
+        <w:rPr>
+          <w:lang w:val="sw_KE" w:bidi="sw_KE"/>
+        </w:rPr>
+        <w:t>Matendo 25:13–26:32</w:t>
+      </w:r>
       <w:r>
         <w:rPr>
           <w:lang w:val="sw_KE" w:bidi="sw_KE"/>
@@ -1056,72 +942,48 @@
         </w:rPr>
         <w:t>Herode Antipa aliwakera Wayahudi wengi kwa kumtaliki mke wake na kumuoa Herodia, ambaye alikuwa mke wa nusu kaka yake, Herode Filipo. Ndoa hii ilivunja sheria ya Mose kwa sababu kaka yake Herode, Filipo, alikuwa bado hai (</w:t>
       </w:r>
-      <w:hyperlink r:id="rId28">
-        <w:r>
-          <w:rPr>
-            <w:lang w:val="sw_KE" w:bidi="sw_KE"/>
-          </w:rPr>
-          <w:rPr>
-            <w:color w:val="0000EE"/>
-            <w:u w:val="single"/>
-          </w:rPr>
-          <w:t>Mambo ya Walawi 18:16</w:t>
-        </w:r>
-      </w:hyperlink>
+      <w:r>
+        <w:rPr>
+          <w:lang w:val="sw_KE" w:bidi="sw_KE"/>
+        </w:rPr>
+        <w:t>Mambo ya Walawi 18:16</w:t>
+      </w:r>
       <w:r>
         <w:rPr>
           <w:lang w:val="sw_KE" w:bidi="sw_KE"/>
         </w:rPr>
         <w:t xml:space="preserve">; </w:t>
       </w:r>
-      <w:hyperlink r:id="rId29">
-        <w:r>
-          <w:rPr>
-            <w:lang w:val="sw_KE" w:bidi="sw_KE"/>
-          </w:rPr>
-          <w:rPr>
-            <w:color w:val="0000EE"/>
-            <w:u w:val="single"/>
-          </w:rPr>
-          <w:t>20:21</w:t>
-        </w:r>
-      </w:hyperlink>
+      <w:r>
+        <w:rPr>
+          <w:lang w:val="sw_KE" w:bidi="sw_KE"/>
+        </w:rPr>
+        <w:t>20:21</w:t>
+      </w:r>
       <w:r>
         <w:rPr>
           <w:lang w:val="sw_KE" w:bidi="sw_KE"/>
         </w:rPr>
         <w:t>). Yohana Mbatizaji alipokosoa vikali ndoa hii isiyo halali, Antipa alimfunga gerezani (</w:t>
       </w:r>
-      <w:hyperlink r:id="rId30">
-        <w:r>
-          <w:rPr>
-            <w:lang w:val="sw_KE" w:bidi="sw_KE"/>
-          </w:rPr>
-          <w:rPr>
-            <w:color w:val="0000EE"/>
-            <w:u w:val="single"/>
-          </w:rPr>
-          <w:t>Marko 6:17–18</w:t>
-        </w:r>
-      </w:hyperlink>
+      <w:r>
+        <w:rPr>
+          <w:lang w:val="sw_KE" w:bidi="sw_KE"/>
+        </w:rPr>
+        <w:t>Marko 6:17–18</w:t>
+      </w:r>
       <w:r>
         <w:rPr>
           <w:lang w:val="sw_KE" w:bidi="sw_KE"/>
         </w:rPr>
         <w:t>). Herode aliogopa kwamba ukosoaji wa Yohana ungesababisha uasi dhidi yake (Antiquities 18.5.2). Baadaye, kwenye karamu, binti ya Herodia alimvutia Herode kwa kucheza kwake. Hii ilimfanya kutoa ahadi ya kijinga kumpa chochote alichotaka. Herodia alitumia nafasi hii kumfanya Yohana auawe kwa kukatwa kichwa (</w:t>
       </w:r>
-      <w:hyperlink r:id="rId31">
-        <w:r>
-          <w:rPr>
-            <w:lang w:val="sw_KE" w:bidi="sw_KE"/>
-          </w:rPr>
-          <w:rPr>
-            <w:color w:val="0000EE"/>
-            <w:u w:val="single"/>
-          </w:rPr>
-          <w:t>Mathayo 14:1–12</w:t>
-        </w:r>
-      </w:hyperlink>
+      <w:r>
+        <w:rPr>
+          <w:lang w:val="sw_KE" w:bidi="sw_KE"/>
+        </w:rPr>
+        <w:t>Mathayo 14:1–12</w:t>
+      </w:r>
       <w:r>
         <w:rPr>
           <w:lang w:val="sw_KE" w:bidi="sw_KE"/>
@@ -1142,54 +1004,36 @@
         </w:rPr>
         <w:t>Wakati Yesu alipokamatwa hatimaye, Pilato hakuweza kupata kosa lolote kwa Yesu, hivyo akamtuma kwa Herode Antipa, ambaye alikuwa Yerusalemu kwa ajili ya Pasaka. Inawezekana Pilato pia alikuwa akijaribu kuboresha uhusiano wake na Antipa. Uhusiano wao ulikuwa na matatizo tangu mauaji huko Galilaya (</w:t>
       </w:r>
-      <w:hyperlink r:id="rId32">
-        <w:r>
-          <w:rPr>
-            <w:lang w:val="sw_KE" w:bidi="sw_KE"/>
-          </w:rPr>
-          <w:rPr>
-            <w:color w:val="0000EE"/>
-            <w:u w:val="single"/>
-          </w:rPr>
-          <w:t>Luka 13:1</w:t>
-        </w:r>
-      </w:hyperlink>
+      <w:r>
+        <w:rPr>
+          <w:lang w:val="sw_KE" w:bidi="sw_KE"/>
+        </w:rPr>
+        <w:t>Luka 13:1</w:t>
+      </w:r>
       <w:r>
         <w:rPr>
           <w:lang w:val="sw_KE" w:bidi="sw_KE"/>
         </w:rPr>
         <w:t>). Pilato pia alikuwa ameleta ngao zenye picha ya Tiberio Yerusalemu. Hizi zilionekana kama kukufuru kwa Wayahudi (Philo, On the Embassy to Gayo 299–304). Vitendo hivi vilimdharau Mungu na sheria zake, jambo ambalo liliwakera sana watu wa Kiyahudi. Yesu alipofikishwa mbele ya Antipa, Herode alimdhihaki tu na kumrudisha kwa Pilato (</w:t>
       </w:r>
-      <w:hyperlink r:id="rId33">
-        <w:r>
-          <w:rPr>
-            <w:lang w:val="sw_KE" w:bidi="sw_KE"/>
-          </w:rPr>
-          <w:rPr>
-            <w:color w:val="0000EE"/>
-            <w:u w:val="single"/>
-          </w:rPr>
-          <w:t>Luka 23:6–11</w:t>
-        </w:r>
-      </w:hyperlink>
+      <w:r>
+        <w:rPr>
+          <w:lang w:val="sw_KE" w:bidi="sw_KE"/>
+        </w:rPr>
+        <w:t>Luka 23:6–11</w:t>
+      </w:r>
       <w:r>
         <w:rPr>
           <w:lang w:val="sw_KE" w:bidi="sw_KE"/>
         </w:rPr>
         <w:t>). Athari kuu ya kisiasa ya tukio hili ilikuwa kwamba uhusiano wa Herode na Pilato uliboreka (</w:t>
       </w:r>
-      <w:hyperlink r:id="rId34">
-        <w:r>
-          <w:rPr>
-            <w:lang w:val="sw_KE" w:bidi="sw_KE"/>
-          </w:rPr>
-          <w:rPr>
-            <w:color w:val="0000EE"/>
-            <w:u w:val="single"/>
-          </w:rPr>
-          <w:t>Luka 23:12</w:t>
-        </w:r>
-      </w:hyperlink>
+      <w:r>
+        <w:rPr>
+          <w:lang w:val="sw_KE" w:bidi="sw_KE"/>
+        </w:rPr>
+        <w:t>Luka 23:12</w:t>
+      </w:r>
       <w:r>
         <w:rPr>
           <w:lang w:val="sw_KE" w:bidi="sw_KE"/>
@@ -1233,180 +1077,120 @@
           <w:lang w:val="sw_KE" w:bidi="sw_KE"/>
         </w:rPr>
       </w:r>
-      <w:hyperlink r:id="rId31">
-        <w:r>
-          <w:rPr>
-            <w:lang w:val="sw_KE" w:bidi="sw_KE"/>
-          </w:rPr>
-          <w:rPr>
-            <w:color w:val="0000EE"/>
-            <w:u w:val="single"/>
-          </w:rPr>
-          <w:t>Mathayo 14:1–12</w:t>
-        </w:r>
-      </w:hyperlink>
+      <w:r>
+        <w:rPr>
+          <w:lang w:val="sw_KE" w:bidi="sw_KE"/>
+        </w:rPr>
+        <w:t>Mathayo 14:1–12</w:t>
+      </w:r>
       <w:r>
         <w:rPr>
           <w:lang w:val="sw_KE" w:bidi="sw_KE"/>
         </w:rPr>
         <w:t xml:space="preserve">; </w:t>
       </w:r>
-      <w:hyperlink r:id="rId35">
-        <w:r>
-          <w:rPr>
-            <w:lang w:val="sw_KE" w:bidi="sw_KE"/>
-          </w:rPr>
-          <w:rPr>
-            <w:color w:val="0000EE"/>
-            <w:u w:val="single"/>
-          </w:rPr>
-          <w:t>Marko 1:14</w:t>
-        </w:r>
-      </w:hyperlink>
+      <w:r>
+        <w:rPr>
+          <w:lang w:val="sw_KE" w:bidi="sw_KE"/>
+        </w:rPr>
+        <w:t>Marko 1:14</w:t>
+      </w:r>
       <w:r>
         <w:rPr>
           <w:lang w:val="sw_KE" w:bidi="sw_KE"/>
         </w:rPr>
         <w:t xml:space="preserve">; </w:t>
       </w:r>
-      <w:hyperlink r:id="rId36">
-        <w:r>
-          <w:rPr>
-            <w:lang w:val="sw_KE" w:bidi="sw_KE"/>
-          </w:rPr>
-          <w:rPr>
-            <w:color w:val="0000EE"/>
-            <w:u w:val="single"/>
-          </w:rPr>
-          <w:t>6:14–29</w:t>
-        </w:r>
-      </w:hyperlink>
+      <w:r>
+        <w:rPr>
+          <w:lang w:val="sw_KE" w:bidi="sw_KE"/>
+        </w:rPr>
+        <w:t>6:14–29</w:t>
+      </w:r>
       <w:r>
         <w:rPr>
           <w:lang w:val="sw_KE" w:bidi="sw_KE"/>
         </w:rPr>
         <w:t xml:space="preserve">; </w:t>
       </w:r>
-      <w:hyperlink r:id="rId37">
-        <w:r>
-          <w:rPr>
-            <w:lang w:val="sw_KE" w:bidi="sw_KE"/>
-          </w:rPr>
-          <w:rPr>
-            <w:color w:val="0000EE"/>
-            <w:u w:val="single"/>
-          </w:rPr>
-          <w:t>Luka 3:1</w:t>
-        </w:r>
-      </w:hyperlink>
+      <w:r>
+        <w:rPr>
+          <w:lang w:val="sw_KE" w:bidi="sw_KE"/>
+        </w:rPr>
+        <w:t>Luka 3:1</w:t>
+      </w:r>
       <w:r>
         <w:rPr>
           <w:lang w:val="sw_KE" w:bidi="sw_KE"/>
         </w:rPr>
         <w:t xml:space="preserve">, </w:t>
       </w:r>
-      <w:hyperlink r:id="rId38">
-        <w:r>
-          <w:rPr>
-            <w:lang w:val="sw_KE" w:bidi="sw_KE"/>
-          </w:rPr>
-          <w:rPr>
-            <w:color w:val="0000EE"/>
-            <w:u w:val="single"/>
-          </w:rPr>
-          <w:t>19–20</w:t>
-        </w:r>
-      </w:hyperlink>
+      <w:r>
+        <w:rPr>
+          <w:lang w:val="sw_KE" w:bidi="sw_KE"/>
+        </w:rPr>
+        <w:t>19–20</w:t>
+      </w:r>
       <w:r>
         <w:rPr>
           <w:lang w:val="sw_KE" w:bidi="sw_KE"/>
         </w:rPr>
         <w:t xml:space="preserve">; </w:t>
       </w:r>
-      <w:hyperlink r:id="rId39">
-        <w:r>
-          <w:rPr>
-            <w:lang w:val="sw_KE" w:bidi="sw_KE"/>
-          </w:rPr>
-          <w:rPr>
-            <w:color w:val="0000EE"/>
-            <w:u w:val="single"/>
-          </w:rPr>
-          <w:t>9:7–9</w:t>
-        </w:r>
-      </w:hyperlink>
+      <w:r>
+        <w:rPr>
+          <w:lang w:val="sw_KE" w:bidi="sw_KE"/>
+        </w:rPr>
+        <w:t>9:7–9</w:t>
+      </w:r>
       <w:r>
         <w:rPr>
           <w:lang w:val="sw_KE" w:bidi="sw_KE"/>
         </w:rPr>
         <w:t xml:space="preserve">; </w:t>
       </w:r>
-      <w:hyperlink r:id="rId40">
-        <w:r>
-          <w:rPr>
-            <w:lang w:val="sw_KE" w:bidi="sw_KE"/>
-          </w:rPr>
-          <w:rPr>
-            <w:color w:val="0000EE"/>
-            <w:u w:val="single"/>
-          </w:rPr>
-          <w:t>13:31–33</w:t>
-        </w:r>
-      </w:hyperlink>
+      <w:r>
+        <w:rPr>
+          <w:lang w:val="sw_KE" w:bidi="sw_KE"/>
+        </w:rPr>
+        <w:t>13:31–33</w:t>
+      </w:r>
       <w:r>
         <w:rPr>
           <w:lang w:val="sw_KE" w:bidi="sw_KE"/>
         </w:rPr>
         <w:t xml:space="preserve">; </w:t>
       </w:r>
-      <w:hyperlink r:id="rId41">
-        <w:r>
-          <w:rPr>
-            <w:lang w:val="sw_KE" w:bidi="sw_KE"/>
-          </w:rPr>
-          <w:rPr>
-            <w:color w:val="0000EE"/>
-            <w:u w:val="single"/>
-          </w:rPr>
-          <w:t>23:7–12</w:t>
-        </w:r>
-      </w:hyperlink>
+      <w:r>
+        <w:rPr>
+          <w:lang w:val="sw_KE" w:bidi="sw_KE"/>
+        </w:rPr>
+        <w:t>23:7–12</w:t>
+      </w:r>
       <w:r>
         <w:rPr>
           <w:lang w:val="sw_KE" w:bidi="sw_KE"/>
         </w:rPr>
         <w:t xml:space="preserve">, </w:t>
       </w:r>
-      <w:hyperlink r:id="rId42">
-        <w:r>
-          <w:rPr>
-            <w:lang w:val="sw_KE" w:bidi="sw_KE"/>
-          </w:rPr>
-          <w:rPr>
-            <w:color w:val="0000EE"/>
-            <w:u w:val="single"/>
-          </w:rPr>
-          <w:t>15</w:t>
-        </w:r>
-      </w:hyperlink>
+      <w:r>
+        <w:rPr>
+          <w:lang w:val="sw_KE" w:bidi="sw_KE"/>
+        </w:rPr>
+        <w:t>15</w:t>
+      </w:r>
       <w:r>
         <w:rPr>
           <w:lang w:val="sw_KE" w:bidi="sw_KE"/>
         </w:rPr>
         <w:t xml:space="preserve">; </w:t>
       </w:r>
-      <w:hyperlink r:id="rId43">
-        <w:r>
-          <w:rPr>
-            <w:lang w:val="sw_KE" w:bidi="sw_KE"/>
-          </w:rPr>
-          <w:rPr>
-            <w:color w:val="0000EE"/>
-            <w:u w:val="single"/>
-          </w:rPr>
-          <w:t>Matendo 4:27</w:t>
-        </w:r>
-      </w:hyperlink>
+      <w:r>
+        <w:rPr>
+          <w:lang w:val="sw_KE" w:bidi="sw_KE"/>
+        </w:rPr>
+        <w:t>Matendo 4:27</w:t>
+      </w:r>
       <w:r>
         <w:rPr>
           <w:lang w:val="sw_KE" w:bidi="sw_KE"/>
@@ -1455,36 +1239,24 @@
         </w:rPr>
         <w:t>Herode Mkuu alikuwa mfalme wa Yudea aliyeteuliwa na Warumi kuanzia mwaka 37 hadi 4 Kabla ya Krsito (KK). Herode Mkuu alikuwa mfalme wakati Yesu alizaliwa (</w:t>
       </w:r>
-      <w:hyperlink r:id="rId44">
-        <w:r>
-          <w:rPr>
-            <w:lang w:val="sw_KE" w:bidi="sw_KE"/>
-          </w:rPr>
-          <w:rPr>
-            <w:color w:val="0000EE"/>
-            <w:u w:val="single"/>
-          </w:rPr>
-          <w:t>Mathayo 2:1</w:t>
-        </w:r>
-      </w:hyperlink>
+      <w:r>
+        <w:rPr>
+          <w:lang w:val="sw_KE" w:bidi="sw_KE"/>
+        </w:rPr>
+        <w:t>Mathayo 2:1</w:t>
+      </w:r>
       <w:r>
         <w:rPr>
           <w:lang w:val="sw_KE" w:bidi="sw_KE"/>
         </w:rPr>
         <w:t xml:space="preserve">; </w:t>
       </w:r>
-      <w:hyperlink r:id="rId45">
-        <w:r>
-          <w:rPr>
-            <w:lang w:val="sw_KE" w:bidi="sw_KE"/>
-          </w:rPr>
-          <w:rPr>
-            <w:color w:val="0000EE"/>
-            <w:u w:val="single"/>
-          </w:rPr>
-          <w:t>Luka 1:5</w:t>
-        </w:r>
-      </w:hyperlink>
+      <w:r>
+        <w:rPr>
+          <w:lang w:val="sw_KE" w:bidi="sw_KE"/>
+        </w:rPr>
+        <w:t>Luka 1:5</w:t>
+      </w:r>
       <w:r>
         <w:rPr>
           <w:lang w:val="sw_KE" w:bidi="sw_KE"/>
@@ -1584,18 +1356,12 @@
         </w:rPr>
         <w:t xml:space="preserve">). Yesu alipozaliwa karibu na mwisho wa utawala wa Herode na Herode aliposikia akitajwa kama "mfalme" wa baadaye, alijaribu kumuua. Akiwa hawezi kumpata mvulana huyo, Herode aliamuru kuuawa kwa wavulana wote walio chini ya miaka miwili katika eneo la Bethlehemu (tazama </w:t>
       </w:r>
-      <w:hyperlink r:id="rId46">
-        <w:r>
-          <w:rPr>
-            <w:lang w:val="sw_KE" w:bidi="sw_KE"/>
-          </w:rPr>
-          <w:rPr>
-            <w:color w:val="0000EE"/>
-            <w:u w:val="single"/>
-          </w:rPr>
-          <w:t>Mathayo 2:1–20</w:t>
-        </w:r>
-      </w:hyperlink>
+      <w:r>
+        <w:rPr>
+          <w:lang w:val="sw_KE" w:bidi="sw_KE"/>
+        </w:rPr>
+        <w:t>Mathayo 2:1–20</w:t>
+      </w:r>
       <w:r>
         <w:rPr>
           <w:lang w:val="sw_KE" w:bidi="sw_KE"/>
@@ -1639,36 +1405,24 @@
           <w:lang w:val="sw_KE" w:bidi="sw_KE"/>
         </w:rPr>
       </w:r>
-      <w:hyperlink r:id="rId46">
-        <w:r>
-          <w:rPr>
-            <w:lang w:val="sw_KE" w:bidi="sw_KE"/>
-          </w:rPr>
-          <w:rPr>
-            <w:color w:val="0000EE"/>
-            <w:u w:val="single"/>
-          </w:rPr>
-          <w:t>Mathayo 2:1–20</w:t>
-        </w:r>
-      </w:hyperlink>
+      <w:r>
+        <w:rPr>
+          <w:lang w:val="sw_KE" w:bidi="sw_KE"/>
+        </w:rPr>
+        <w:t>Mathayo 2:1–20</w:t>
+      </w:r>
       <w:r>
         <w:rPr>
           <w:lang w:val="sw_KE" w:bidi="sw_KE"/>
         </w:rPr>
         <w:t xml:space="preserve">; </w:t>
       </w:r>
-      <w:hyperlink r:id="rId45">
-        <w:r>
-          <w:rPr>
-            <w:lang w:val="sw_KE" w:bidi="sw_KE"/>
-          </w:rPr>
-          <w:rPr>
-            <w:color w:val="0000EE"/>
-            <w:u w:val="single"/>
-          </w:rPr>
-          <w:t>Luka 1:5</w:t>
-        </w:r>
-      </w:hyperlink>
+      <w:r>
+        <w:rPr>
+          <w:lang w:val="sw_KE" w:bidi="sw_KE"/>
+        </w:rPr>
+        <w:t>Luka 1:5</w:t>
+      </w:r>
       <w:r>
         <w:rPr>
           <w:lang w:val="sw_KE" w:bidi="sw_KE"/>
@@ -1717,18 +1471,12 @@
         </w:rPr>
         <w:t>Hezekia alikuwa mmoja wa wafalme bora wa Yuda. Alitawala kuanzia 728 hadi 686 Kabla ya Krsito (KK). Baba yake, Ahazi, aliacha kumwabudu Mungu. Hata hivyo, Hezekia alihimiza ibada ya kweli ya Mungu. Alirekebisha milango ya hekalu, aliwaandaa Walawi kwa ajili ya huduma takatifu, na akaanzisha tena sherehe za kidini. Alitoa dhabihu, alirejesha huduma ya kikuhani ya hekalu, na alialika watu kutoka Yuda na Israeli kusherehekea Pasaka huko Yerusalemu (</w:t>
       </w:r>
-      <w:hyperlink r:id="rId47">
-        <w:r>
-          <w:rPr>
-            <w:lang w:val="sw_KE" w:bidi="sw_KE"/>
-          </w:rPr>
-          <w:rPr>
-            <w:color w:val="0000EE"/>
-            <w:u w:val="single"/>
-          </w:rPr>
-          <w:t>2 Mambo ya Nyakati 29–30</w:t>
-        </w:r>
-      </w:hyperlink>
+      <w:r>
+        <w:rPr>
+          <w:lang w:val="sw_KE" w:bidi="sw_KE"/>
+        </w:rPr>
+        <w:t>2 Mambo ya Nyakati 29–30</w:t>
+      </w:r>
       <w:r>
         <w:rPr>
           <w:lang w:val="sw_KE" w:bidi="sw_KE"/>
@@ -1749,72 +1497,48 @@
         </w:rPr>
         <w:t>Baada ya Hezekia kuanza utawala wake, Waashuri, wakiongozwa na Shalmanesa V na baadaye Sargoni II, walishinda ufalme wa kaskazini. Walihamisha watu wake na kuleta wageni mwaka 722 KK. Sargoni II alipokufa mwaka 705 KK, mwanawe Senakeribu alichukua madaraka, na kusababisha uasi mkubwa. Hezekia alikoma kulipa kodi ambayo baba yake Ahazi alikuwa akilipa (</w:t>
       </w:r>
-      <w:hyperlink r:id="rId48">
-        <w:r>
-          <w:rPr>
-            <w:lang w:val="sw_KE" w:bidi="sw_KE"/>
-          </w:rPr>
-          <w:rPr>
-            <w:color w:val="0000EE"/>
-            <w:u w:val="single"/>
-          </w:rPr>
-          <w:t>2 Wafalme 18:7</w:t>
-        </w:r>
-      </w:hyperlink>
+      <w:r>
+        <w:rPr>
+          <w:lang w:val="sw_KE" w:bidi="sw_KE"/>
+        </w:rPr>
+        <w:t>2 Wafalme 18:7</w:t>
+      </w:r>
       <w:r>
         <w:rPr>
           <w:lang w:val="sw_KE" w:bidi="sw_KE"/>
         </w:rPr>
         <w:t xml:space="preserve">; tazama </w:t>
       </w:r>
-      <w:hyperlink r:id="rId49">
-        <w:r>
-          <w:rPr>
-            <w:lang w:val="sw_KE" w:bidi="sw_KE"/>
-          </w:rPr>
-          <w:rPr>
-            <w:color w:val="0000EE"/>
-            <w:u w:val="single"/>
-          </w:rPr>
-          <w:t>16:7</w:t>
-        </w:r>
-      </w:hyperlink>
+      <w:r>
+        <w:rPr>
+          <w:lang w:val="sw_KE" w:bidi="sw_KE"/>
+        </w:rPr>
+        <w:t>16:7</w:t>
+      </w:r>
       <w:r>
         <w:rPr>
           <w:lang w:val="sw_KE" w:bidi="sw_KE"/>
         </w:rPr>
         <w:t>). Matokeo yake, mwaka 701 KK, Senakeribu alivamia Yuda. Hezekia alijaribu kumridhisha mtawala wa Ashuri kwa kodi kubwa, lakini hii haikufaulu. Vikosi vya Ashuri vilitishia Yerusalemu na kumdhihaki Hezekia kwa kumtumaini Bwana (</w:t>
       </w:r>
-      <w:hyperlink r:id="rId50">
-        <w:r>
-          <w:rPr>
-            <w:lang w:val="sw_KE" w:bidi="sw_KE"/>
-          </w:rPr>
-          <w:rPr>
-            <w:color w:val="0000EE"/>
-            <w:u w:val="single"/>
-          </w:rPr>
-          <w:t>2 Wafalme 18:17–35</w:t>
-        </w:r>
-      </w:hyperlink>
+      <w:r>
+        <w:rPr>
+          <w:lang w:val="sw_KE" w:bidi="sw_KE"/>
+        </w:rPr>
+        <w:t>2 Wafalme 18:17–35</w:t>
+      </w:r>
       <w:r>
         <w:rPr>
           <w:lang w:val="sw_KE" w:bidi="sw_KE"/>
         </w:rPr>
         <w:t>). Hezekia alijibu kwa maombolezo na maombi. Bwana, kupitia nabii Isaya, alimhakikishia Hezekia kwamba maombi yake yamesikika na kwamba Senakeribu hatashinda Yerusalemu (</w:t>
       </w:r>
-      <w:hyperlink r:id="rId51">
-        <w:r>
-          <w:rPr>
-            <w:lang w:val="sw_KE" w:bidi="sw_KE"/>
-          </w:rPr>
-          <w:rPr>
-            <w:color w:val="0000EE"/>
-            <w:u w:val="single"/>
-          </w:rPr>
-          <w:t>2 Wafalme 19:1–34</w:t>
-        </w:r>
-      </w:hyperlink>
+      <w:r>
+        <w:rPr>
+          <w:lang w:val="sw_KE" w:bidi="sw_KE"/>
+        </w:rPr>
+        <w:t>2 Wafalme 19:1–34</w:t>
+      </w:r>
       <w:r>
         <w:rPr>
           <w:lang w:val="sw_KE" w:bidi="sw_KE"/>
@@ -1835,36 +1559,24 @@
         </w:rPr>
         <w:t>Wakati huo, Hezekia alikuwa mgonjwa sana (</w:t>
       </w:r>
-      <w:hyperlink r:id="rId52">
-        <w:r>
-          <w:rPr>
-            <w:lang w:val="sw_KE" w:bidi="sw_KE"/>
-          </w:rPr>
-          <w:rPr>
-            <w:color w:val="0000EE"/>
-            <w:u w:val="single"/>
-          </w:rPr>
-          <w:t>2 Wafalme 20:1–11</w:t>
-        </w:r>
-      </w:hyperlink>
+      <w:r>
+        <w:rPr>
+          <w:lang w:val="sw_KE" w:bidi="sw_KE"/>
+        </w:rPr>
+        <w:t>2 Wafalme 20:1–11</w:t>
+      </w:r>
       <w:r>
         <w:rPr>
           <w:lang w:val="sw_KE" w:bidi="sw_KE"/>
         </w:rPr>
         <w:t>). Isaya alimwambia ajiandae kwa kifo, lakini Hezekia alisali kwa Bwana kwa ajili ya uponyaji. Bwana alimuahidi miaka kumi na tano zaidi ya maisha na ukombozi kutoka kwa Waashuri. Baada ya kupona, Hezekia kwa busara mbaya alimkaribisha mfalme wa Babeli, Merodaki Baladani, katika ikulu yake. Alimwonyesha hazina za hekalu na kutafuta msaada kutoka Babeli badala ya Bwana. Isaya alitabiri kwamba hazina hizo zingechukuliwa hadi Babeli (</w:t>
       </w:r>
-      <w:hyperlink r:id="rId53">
-        <w:r>
-          <w:rPr>
-            <w:lang w:val="sw_KE" w:bidi="sw_KE"/>
-          </w:rPr>
-          <w:rPr>
-            <w:color w:val="0000EE"/>
-            <w:u w:val="single"/>
-          </w:rPr>
-          <w:t>2 Wafalme 20:12–19</w:t>
-        </w:r>
-      </w:hyperlink>
+      <w:r>
+        <w:rPr>
+          <w:lang w:val="sw_KE" w:bidi="sw_KE"/>
+        </w:rPr>
+        <w:t>2 Wafalme 20:12–19</w:t>
+      </w:r>
       <w:r>
         <w:rPr>
           <w:lang w:val="sw_KE" w:bidi="sw_KE"/>
@@ -1908,54 +1620,36 @@
           <w:lang w:val="sw_KE" w:bidi="sw_KE"/>
         </w:rPr>
       </w:r>
-      <w:hyperlink r:id="rId54">
-        <w:r>
-          <w:rPr>
-            <w:lang w:val="sw_KE" w:bidi="sw_KE"/>
-          </w:rPr>
-          <w:rPr>
-            <w:color w:val="0000EE"/>
-            <w:u w:val="single"/>
-          </w:rPr>
-          <w:t>2 Wafalme 18:1–20:21</w:t>
-        </w:r>
-      </w:hyperlink>
+      <w:r>
+        <w:rPr>
+          <w:lang w:val="sw_KE" w:bidi="sw_KE"/>
+        </w:rPr>
+        <w:t>2 Wafalme 18:1–20:21</w:t>
+      </w:r>
       <w:r>
         <w:rPr>
           <w:lang w:val="sw_KE" w:bidi="sw_KE"/>
         </w:rPr>
         <w:t xml:space="preserve">; </w:t>
       </w:r>
-      <w:hyperlink r:id="rId55">
-        <w:r>
-          <w:rPr>
-            <w:lang w:val="sw_KE" w:bidi="sw_KE"/>
-          </w:rPr>
-          <w:rPr>
-            <w:color w:val="0000EE"/>
-            <w:u w:val="single"/>
-          </w:rPr>
-          <w:t>2 Mambo ya Nyakati 28:27–32:33</w:t>
-        </w:r>
-      </w:hyperlink>
+      <w:r>
+        <w:rPr>
+          <w:lang w:val="sw_KE" w:bidi="sw_KE"/>
+        </w:rPr>
+        <w:t>2 Mambo ya Nyakati 28:27–32:33</w:t>
+      </w:r>
       <w:r>
         <w:rPr>
           <w:lang w:val="sw_KE" w:bidi="sw_KE"/>
         </w:rPr>
         <w:t xml:space="preserve">; </w:t>
       </w:r>
-      <w:hyperlink r:id="rId56">
-        <w:r>
-          <w:rPr>
-            <w:lang w:val="sw_KE" w:bidi="sw_KE"/>
-          </w:rPr>
-          <w:rPr>
-            <w:color w:val="0000EE"/>
-            <w:u w:val="single"/>
-          </w:rPr>
-          <w:t>Isaya 36:1–39:8</w:t>
-        </w:r>
-      </w:hyperlink>
+      <w:r>
+        <w:rPr>
+          <w:lang w:val="sw_KE" w:bidi="sw_KE"/>
+        </w:rPr>
+        <w:t>Isaya 36:1–39:8</w:t>
+      </w:r>
       <w:r>
         <w:rPr>
           <w:lang w:val="sw_KE" w:bidi="sw_KE"/>
